--- a/외교관_시리즈/1부/1부_2화_Zweiundsiebzig_Stunden.docx
+++ b/외교관_시리즈/1부/1부_2화_Zweiundsiebzig_Stunden.docx
@@ -5936,7 +5936,7 @@
     <w:qFormat/>
     <w:rsid w:val="00FC693F"/>
     <w:rPr>
-      <w:rFonts w:ascii="Calibri" w:hAnsi="Calibri"/>
+      <w:rFonts w:ascii="Calibri" w:hAnsi="Calibri" w:eastAsia="NanumGothic"/>
       <w:sz w:val="22"/>
     </w:rPr>
   </w:style>
